--- a/01 Tanakh/02 Nevi_im/02 Latter Prophets/12 Yechezkel/Yechezkel 27.docx
+++ b/01 Tanakh/02 Nevi_im/02 Latter Prophets/12 Yechezkel/Yechezkel 27.docx
@@ -22,7 +22,7 @@
           <w:szCs w:val="24"/>
           <w:rtl w:val="0"/>
         </w:rPr>
-        <w:t xml:space="preserve">(Book Title)</w:t>
+        <w:t xml:space="preserve">Yechezkel</w:t>
       </w:r>
     </w:p>
     <w:p>
@@ -43,7 +43,12 @@
           <w:szCs w:val="40"/>
           <w:rtl w:val="0"/>
         </w:rPr>
-        <w:t xml:space="preserve">1</w:t>
+        <w:t xml:space="preserve">27</w:t>
+      </w:r>
+      <w:r>
+        <w:rPr>
+          <w:rtl w:val="0"/>
+        </w:rPr>
       </w:r>
     </w:p>
     <w:p>
@@ -84,238 +89,1042 @@
     </w:p>
     <w:p>
       <w:pPr>
-        <w:ind w:firstLine="720"/>
+        <w:ind w:left="0" w:firstLine="0"/>
+        <w:rPr>
+          <w:sz w:val="24"/>
+          <w:szCs w:val="24"/>
+        </w:rPr>
+      </w:pPr>
+      <w:r>
+        <w:rPr>
+          <w:rtl w:val="0"/>
+        </w:rPr>
+      </w:r>
+    </w:p>
+    <w:p>
+      <w:pPr>
+        <w:numPr>
+          <w:ilvl w:val="0"/>
+          <w:numId w:val="1"/>
+        </w:numPr>
+        <w:ind w:left="720" w:hanging="360"/>
+        <w:rPr>
+          <w:sz w:val="24"/>
+          <w:szCs w:val="24"/>
+          <w:u w:val="none"/>
+        </w:rPr>
+      </w:pPr>
+      <w:r>
+        <w:rPr>
+          <w:sz w:val="24"/>
+          <w:szCs w:val="24"/>
+          <w:rtl w:val="0"/>
+        </w:rPr>
+        <w:t xml:space="preserve">The word of EHYEH came to me:</w:t>
+      </w:r>
+    </w:p>
+    <w:p>
+      <w:pPr>
+        <w:numPr>
+          <w:ilvl w:val="0"/>
+          <w:numId w:val="1"/>
+        </w:numPr>
+        <w:ind w:left="720" w:hanging="360"/>
+        <w:rPr>
+          <w:sz w:val="24"/>
+          <w:szCs w:val="24"/>
+          <w:u w:val="none"/>
+        </w:rPr>
+      </w:pPr>
+      <w:r>
+        <w:rPr>
+          <w:sz w:val="24"/>
+          <w:szCs w:val="24"/>
+          <w:rtl w:val="0"/>
+        </w:rPr>
+        <w:t xml:space="preserve">“You, human being, raise this lament for Tzor;</w:t>
+      </w:r>
+    </w:p>
+    <w:p>
+      <w:pPr>
+        <w:numPr>
+          <w:ilvl w:val="0"/>
+          <w:numId w:val="1"/>
+        </w:numPr>
+        <w:ind w:left="720" w:hanging="360"/>
+        <w:rPr>
+          <w:sz w:val="24"/>
+          <w:szCs w:val="24"/>
+          <w:u w:val="none"/>
+        </w:rPr>
+      </w:pPr>
+      <w:r>
+        <w:rPr>
+          <w:sz w:val="24"/>
+          <w:szCs w:val="24"/>
+          <w:rtl w:val="0"/>
+        </w:rPr>
+        <w:t xml:space="preserve">say to Tzor, located at the gateways to the sea, merchant for peoples to many coastlands, that YIHOVEH EHYEH says: ‘Tzor, you have said, “My beauty is perfect.”</w:t>
+      </w:r>
+    </w:p>
+    <w:p>
+      <w:pPr>
+        <w:numPr>
+          <w:ilvl w:val="0"/>
+          <w:numId w:val="1"/>
+        </w:numPr>
+        <w:ind w:left="720" w:hanging="360"/>
+        <w:rPr>
+          <w:sz w:val="24"/>
+          <w:szCs w:val="24"/>
+          <w:u w:val="none"/>
+        </w:rPr>
+      </w:pPr>
+      <w:r>
+        <w:rPr>
+          <w:sz w:val="24"/>
+          <w:szCs w:val="24"/>
+          <w:rtl w:val="0"/>
+        </w:rPr>
+        <w:t xml:space="preserve">Your borders are in the heart of the sea, your builders perfected your beauty.</w:t>
+      </w:r>
+    </w:p>
+    <w:p>
+      <w:pPr>
+        <w:numPr>
+          <w:ilvl w:val="0"/>
+          <w:numId w:val="1"/>
+        </w:numPr>
+        <w:ind w:left="720" w:hanging="360"/>
+        <w:rPr>
+          <w:sz w:val="24"/>
+          <w:szCs w:val="24"/>
+          <w:u w:val="none"/>
+        </w:rPr>
+      </w:pPr>
+      <w:r>
+        <w:rPr>
+          <w:sz w:val="24"/>
+          <w:szCs w:val="24"/>
+          <w:rtl w:val="0"/>
+        </w:rPr>
+        <w:t xml:space="preserve">They used cypress logs from S’nir to fashion all your planking. They took cedars from the L’vanon to make masts for you.</w:t>
+      </w:r>
+    </w:p>
+    <w:p>
+      <w:pPr>
+        <w:numPr>
+          <w:ilvl w:val="0"/>
+          <w:numId w:val="1"/>
+        </w:numPr>
+        <w:ind w:left="720" w:hanging="360"/>
+        <w:rPr>
+          <w:sz w:val="24"/>
+          <w:szCs w:val="24"/>
+          <w:u w:val="none"/>
+        </w:rPr>
+      </w:pPr>
+      <w:r>
+        <w:rPr>
+          <w:sz w:val="24"/>
+          <w:szCs w:val="24"/>
+          <w:rtl w:val="0"/>
+        </w:rPr>
+        <w:t xml:space="preserve">Out of oaks from Bashan they made your oars. Your deck they made of ivory inlaid in larch from the coasts of Kittim.</w:t>
+      </w:r>
+    </w:p>
+    <w:p>
+      <w:pPr>
+        <w:numPr>
+          <w:ilvl w:val="0"/>
+          <w:numId w:val="1"/>
+        </w:numPr>
+        <w:ind w:left="720" w:hanging="360"/>
+        <w:rPr>
+          <w:sz w:val="24"/>
+          <w:szCs w:val="24"/>
+          <w:u w:val="none"/>
+        </w:rPr>
+      </w:pPr>
+      <w:r>
+        <w:rPr>
+          <w:sz w:val="24"/>
+          <w:szCs w:val="24"/>
+          <w:rtl w:val="0"/>
+        </w:rPr>
+        <w:t xml:space="preserve">Richly woven linen from Egypt was used for your sail, which was also your banner. Blue and purple from the coasts of Elishah was used to cover your deck-tent.</w:t>
+      </w:r>
+    </w:p>
+    <w:p>
+      <w:pPr>
+        <w:numPr>
+          <w:ilvl w:val="0"/>
+          <w:numId w:val="1"/>
+        </w:numPr>
+        <w:ind w:left="720" w:hanging="360"/>
+        <w:rPr>
+          <w:sz w:val="24"/>
+          <w:szCs w:val="24"/>
+          <w:u w:val="none"/>
+        </w:rPr>
+      </w:pPr>
+      <w:r>
+        <w:rPr>
+          <w:sz w:val="24"/>
+          <w:szCs w:val="24"/>
+          <w:rtl w:val="0"/>
+        </w:rPr>
+        <w:t xml:space="preserve">The people of Tzidon and Arvad served as your oarsmen. Your own skilled men, Tzor, were there as your pilots.</w:t>
+      </w:r>
+    </w:p>
+    <w:p>
+      <w:pPr>
+        <w:numPr>
+          <w:ilvl w:val="0"/>
+          <w:numId w:val="1"/>
+        </w:numPr>
+        <w:ind w:left="720" w:hanging="360"/>
+        <w:rPr>
+          <w:sz w:val="24"/>
+          <w:szCs w:val="24"/>
+          <w:u w:val="none"/>
+        </w:rPr>
+      </w:pPr>
+      <w:r>
+        <w:rPr>
+          <w:sz w:val="24"/>
+          <w:szCs w:val="24"/>
+          <w:rtl w:val="0"/>
+        </w:rPr>
+        <w:t xml:space="preserve">The leaders and craftsmen of G’val sealed the cracks between your boards. “‘Every seagoing ship and its crew came to you to trade in your wares.</w:t>
+      </w:r>
+    </w:p>
+    <w:p>
+      <w:pPr>
+        <w:numPr>
+          <w:ilvl w:val="0"/>
+          <w:numId w:val="1"/>
+        </w:numPr>
+        <w:ind w:left="720" w:hanging="360"/>
+        <w:rPr>
+          <w:sz w:val="24"/>
+          <w:szCs w:val="24"/>
+          <w:u w:val="none"/>
+        </w:rPr>
+      </w:pPr>
+      <w:r>
+        <w:rPr>
+          <w:sz w:val="24"/>
+          <w:szCs w:val="24"/>
+          <w:rtl w:val="0"/>
+        </w:rPr>
+        <w:t xml:space="preserve">Men from Paras, Lud and Put were [mercenaries] in your army; hanging shield and helmet on you, they showed off your splendor.</w:t>
+      </w:r>
+    </w:p>
+    <w:p>
+      <w:pPr>
+        <w:numPr>
+          <w:ilvl w:val="0"/>
+          <w:numId w:val="1"/>
+        </w:numPr>
+        <w:ind w:left="720" w:hanging="360"/>
+        <w:rPr>
+          <w:sz w:val="24"/>
+          <w:szCs w:val="24"/>
+          <w:u w:val="none"/>
+        </w:rPr>
+      </w:pPr>
+      <w:r>
+        <w:rPr>
+          <w:sz w:val="24"/>
+          <w:szCs w:val="24"/>
+          <w:rtl w:val="0"/>
+        </w:rPr>
+        <w:t xml:space="preserve">Men from Arvad and your own army were posted around on your walls. The Gamadim were in your towers; they hung their shields all around your walls, making your beauty perfect.</w:t>
+      </w:r>
+    </w:p>
+    <w:p>
+      <w:pPr>
+        <w:numPr>
+          <w:ilvl w:val="0"/>
+          <w:numId w:val="1"/>
+        </w:numPr>
+        <w:ind w:left="720" w:hanging="360"/>
+        <w:rPr>
+          <w:sz w:val="24"/>
+          <w:szCs w:val="24"/>
+          <w:u w:val="none"/>
+        </w:rPr>
+      </w:pPr>
+      <w:r>
+        <w:rPr>
+          <w:sz w:val="24"/>
+          <w:szCs w:val="24"/>
+          <w:rtl w:val="0"/>
+        </w:rPr>
+        <w:t xml:space="preserve">“‘Tarshish did business with you because of the quantity and variety of your resources; they exchanged silver, iron, tin and lead for your goods.</w:t>
+      </w:r>
+    </w:p>
+    <w:p>
+      <w:pPr>
+        <w:numPr>
+          <w:ilvl w:val="0"/>
+          <w:numId w:val="1"/>
+        </w:numPr>
+        <w:ind w:left="720" w:hanging="360"/>
+        <w:rPr>
+          <w:sz w:val="24"/>
+          <w:szCs w:val="24"/>
+          <w:u w:val="none"/>
+        </w:rPr>
+      </w:pPr>
+      <w:r>
+        <w:rPr>
+          <w:sz w:val="24"/>
+          <w:szCs w:val="24"/>
+          <w:rtl w:val="0"/>
+        </w:rPr>
+        <w:t xml:space="preserve">Greece, Tuval and Meshekh traded with you, exchanging slaves and articles of bronze for your wares.</w:t>
+      </w:r>
+    </w:p>
+    <w:p>
+      <w:pPr>
+        <w:numPr>
+          <w:ilvl w:val="0"/>
+          <w:numId w:val="1"/>
+        </w:numPr>
+        <w:ind w:left="720" w:hanging="360"/>
+        <w:rPr>
+          <w:sz w:val="24"/>
+          <w:szCs w:val="24"/>
+          <w:u w:val="none"/>
+        </w:rPr>
+      </w:pPr>
+      <w:r>
+        <w:rPr>
+          <w:sz w:val="24"/>
+          <w:szCs w:val="24"/>
+          <w:rtl w:val="0"/>
+        </w:rPr>
+        <w:t xml:space="preserve">The people of Togarmah traded for your merchandise with horses, horsemen and mules.</w:t>
+      </w:r>
+    </w:p>
+    <w:p>
+      <w:pPr>
+        <w:numPr>
+          <w:ilvl w:val="0"/>
+          <w:numId w:val="1"/>
+        </w:numPr>
+        <w:ind w:left="720" w:hanging="360"/>
+        <w:rPr>
+          <w:sz w:val="24"/>
+          <w:szCs w:val="24"/>
+          <w:u w:val="none"/>
+        </w:rPr>
+      </w:pPr>
+      <w:r>
+        <w:rPr>
+          <w:sz w:val="24"/>
+          <w:szCs w:val="24"/>
+          <w:rtl w:val="0"/>
+        </w:rPr>
+        <w:t xml:space="preserve">The men of D’dan traded with you. Many coastlands were your customers, giving you ivory tusks and ebony in payment.</w:t>
+      </w:r>
+    </w:p>
+    <w:p>
+      <w:pPr>
+        <w:numPr>
+          <w:ilvl w:val="0"/>
+          <w:numId w:val="1"/>
+        </w:numPr>
+        <w:ind w:left="720" w:hanging="360"/>
+        <w:rPr>
+          <w:sz w:val="24"/>
+          <w:szCs w:val="24"/>
+          <w:u w:val="none"/>
+        </w:rPr>
+      </w:pPr>
+      <w:r>
+        <w:rPr>
+          <w:sz w:val="24"/>
+          <w:szCs w:val="24"/>
+          <w:rtl w:val="0"/>
+        </w:rPr>
+        <w:t xml:space="preserve">Aram traded with you, because you were so wealthy; for your goods they exchanged green feldspar, purple stuff, embroidery, fine linen, coral and rubies.</w:t>
+      </w:r>
+    </w:p>
+    <w:p>
+      <w:pPr>
+        <w:numPr>
+          <w:ilvl w:val="0"/>
+          <w:numId w:val="1"/>
+        </w:numPr>
+        <w:ind w:left="720" w:hanging="360"/>
+        <w:rPr>
+          <w:sz w:val="24"/>
+          <w:szCs w:val="24"/>
+          <w:u w:val="none"/>
+        </w:rPr>
+      </w:pPr>
+      <w:r>
+        <w:rPr>
+          <w:sz w:val="24"/>
+          <w:szCs w:val="24"/>
+          <w:rtl w:val="0"/>
+        </w:rPr>
+        <w:t xml:space="preserve">Y’hudah and the land of Isra’el also traded with you, exchanging for your goods wheat from Minnit, millet, honey, olive oil and resin for healing.</w:t>
+      </w:r>
+    </w:p>
+    <w:p>
+      <w:pPr>
+        <w:ind w:left="720" w:firstLine="0"/>
+        <w:rPr>
+          <w:sz w:val="24"/>
+          <w:szCs w:val="24"/>
+        </w:rPr>
+      </w:pPr>
+      <w:r>
+        <w:rPr>
+          <w:rtl w:val="0"/>
+        </w:rPr>
+      </w:r>
+    </w:p>
+    <w:p>
+      <w:pPr>
+        <w:jc w:val="center"/>
         <w:rPr>
           <w:b w:val="1"/>
           <w:bCs w:val="1"/>
-          <w:sz w:val="24"/>
-          <w:szCs w:val="24"/>
-        </w:rPr>
-      </w:pPr>
-      <w:r>
-        <w:rPr>
-          <w:rtl w:val="0"/>
-        </w:rPr>
-      </w:r>
-    </w:p>
-    <w:p>
-      <w:pPr>
-        <w:numPr>
-          <w:ilvl w:val="0"/>
-          <w:numId w:val="1"/>
-        </w:numPr>
-        <w:ind w:left="720" w:hanging="360"/>
-        <w:rPr>
-          <w:sz w:val="24"/>
-          <w:szCs w:val="24"/>
-          <w:u w:val="none"/>
-        </w:rPr>
-      </w:pPr>
-      <w:r>
-        <w:rPr>
-          <w:sz w:val="24"/>
-          <w:szCs w:val="24"/>
-          <w:rtl w:val="0"/>
-        </w:rPr>
-        <w:t xml:space="preserve">Text</w:t>
-      </w:r>
-    </w:p>
-    <w:p>
-      <w:pPr>
-        <w:rPr>
-          <w:sz w:val="24"/>
-          <w:szCs w:val="24"/>
-        </w:rPr>
-      </w:pPr>
-      <w:r>
-        <w:rPr>
-          <w:rtl w:val="0"/>
-        </w:rPr>
-      </w:r>
-    </w:p>
-    <w:p>
-      <w:pPr>
-        <w:rPr>
-          <w:sz w:val="24"/>
-          <w:szCs w:val="24"/>
-        </w:rPr>
-      </w:pPr>
-      <w:r>
-        <w:rPr>
-          <w:rtl w:val="0"/>
-        </w:rPr>
-      </w:r>
-    </w:p>
-    <w:p>
-      <w:pPr>
-        <w:ind w:firstLine="720"/>
+          <w:color w:val="999999"/>
+          <w:sz w:val="24"/>
+          <w:szCs w:val="24"/>
+        </w:rPr>
+      </w:pPr>
+      <w:r>
         <w:rPr>
           <w:b w:val="1"/>
           <w:bCs w:val="1"/>
-          <w:sz w:val="24"/>
-          <w:szCs w:val="24"/>
-        </w:rPr>
-      </w:pPr>
-      <w:r>
-        <w:rPr>
-          <w:b w:val="1"/>
-          <w:bCs w:val="1"/>
-          <w:sz w:val="24"/>
-          <w:szCs w:val="24"/>
-          <w:rtl w:val="0"/>
-        </w:rPr>
-        <w:t xml:space="preserve">(Section Title)</w:t>
-      </w:r>
-    </w:p>
-    <w:p>
-      <w:pPr>
-        <w:ind w:firstLine="720"/>
-        <w:rPr>
-          <w:b w:val="1"/>
-          <w:bCs w:val="1"/>
-          <w:sz w:val="24"/>
-          <w:szCs w:val="24"/>
-        </w:rPr>
-      </w:pPr>
-      <w:r>
-        <w:rPr>
-          <w:rtl w:val="0"/>
-        </w:rPr>
-      </w:r>
-    </w:p>
-    <w:p>
-      <w:pPr>
-        <w:numPr>
-          <w:ilvl w:val="0"/>
-          <w:numId w:val="1"/>
-        </w:numPr>
-        <w:ind w:left="720" w:hanging="360"/>
-        <w:rPr>
-          <w:sz w:val="24"/>
-          <w:szCs w:val="24"/>
-          <w:u w:val="none"/>
-        </w:rPr>
-      </w:pPr>
-      <w:r>
-        <w:rPr>
-          <w:sz w:val="24"/>
-          <w:szCs w:val="24"/>
-          <w:rtl w:val="0"/>
-        </w:rPr>
-        <w:t xml:space="preserve">Text</w:t>
-      </w:r>
-    </w:p>
-    <w:p>
-      <w:pPr>
-        <w:rPr>
-          <w:sz w:val="24"/>
-          <w:szCs w:val="24"/>
-        </w:rPr>
-      </w:pPr>
-      <w:r>
-        <w:rPr>
-          <w:rtl w:val="0"/>
-        </w:rPr>
+          <w:color w:val="999999"/>
+          <w:sz w:val="24"/>
+          <w:szCs w:val="24"/>
+          <w:rtl w:val="0"/>
+        </w:rPr>
+        <w:t xml:space="preserve">Yechezkel</w:t>
       </w:r>
     </w:p>
     <w:p>
       <w:pPr>
         <w:jc w:val="center"/>
+        <w:rPr>
+          <w:sz w:val="24"/>
+          <w:szCs w:val="24"/>
+        </w:rPr>
+      </w:pPr>
+      <w:r>
         <w:rPr>
           <w:b w:val="1"/>
           <w:bCs w:val="1"/>
           <w:sz w:val="40"/>
           <w:szCs w:val="40"/>
-        </w:rPr>
-      </w:pPr>
-      <w:r>
+          <w:rtl w:val="0"/>
+        </w:rPr>
+        <w:t xml:space="preserve">27</w:t>
+      </w:r>
+      <w:r>
+        <w:rPr>
+          <w:rtl w:val="0"/>
+        </w:rPr>
+      </w:r>
+    </w:p>
+    <w:p>
+      <w:pPr>
+        <w:ind w:left="720" w:firstLine="0"/>
+        <w:rPr>
+          <w:sz w:val="24"/>
+          <w:szCs w:val="24"/>
+        </w:rPr>
+      </w:pPr>
+      <w:r>
+        <w:rPr>
+          <w:rtl w:val="0"/>
+        </w:rPr>
+      </w:r>
+    </w:p>
+    <w:p>
+      <w:pPr>
+        <w:ind w:left="720" w:firstLine="0"/>
+        <w:rPr>
+          <w:sz w:val="24"/>
+          <w:szCs w:val="24"/>
+        </w:rPr>
+      </w:pPr>
+      <w:r>
+        <w:rPr>
+          <w:rtl w:val="0"/>
+        </w:rPr>
+      </w:r>
+    </w:p>
+    <w:p>
+      <w:pPr>
+        <w:numPr>
+          <w:ilvl w:val="0"/>
+          <w:numId w:val="1"/>
+        </w:numPr>
+        <w:ind w:left="720" w:hanging="360"/>
+        <w:rPr>
+          <w:sz w:val="24"/>
+          <w:szCs w:val="24"/>
+          <w:u w:val="none"/>
+        </w:rPr>
+      </w:pPr>
+      <w:r>
+        <w:rPr>
+          <w:sz w:val="24"/>
+          <w:szCs w:val="24"/>
+          <w:rtl w:val="0"/>
+        </w:rPr>
+        <w:t xml:space="preserve">Because you were so wealthy, with such a variety of valuable merchandise, Dammesek traded wine from Helbon and white wool with you.</w:t>
+      </w:r>
+    </w:p>
+    <w:p>
+      <w:pPr>
+        <w:numPr>
+          <w:ilvl w:val="0"/>
+          <w:numId w:val="1"/>
+        </w:numPr>
+        <w:ind w:left="720" w:hanging="360"/>
+        <w:rPr>
+          <w:sz w:val="24"/>
+          <w:szCs w:val="24"/>
+          <w:u w:val="none"/>
+        </w:rPr>
+      </w:pPr>
+      <w:r>
+        <w:rPr>
+          <w:sz w:val="24"/>
+          <w:szCs w:val="24"/>
+          <w:rtl w:val="0"/>
+        </w:rPr>
+        <w:t xml:space="preserve">V’dan and Yavan from Uzal traded ironwork, cassia and aromatic cane for your goods.</w:t>
+      </w:r>
+    </w:p>
+    <w:p>
+      <w:pPr>
+        <w:numPr>
+          <w:ilvl w:val="0"/>
+          <w:numId w:val="1"/>
+        </w:numPr>
+        <w:ind w:left="720" w:hanging="360"/>
+        <w:rPr>
+          <w:sz w:val="24"/>
+          <w:szCs w:val="24"/>
+          <w:u w:val="none"/>
+        </w:rPr>
+      </w:pPr>
+      <w:r>
+        <w:rPr>
+          <w:sz w:val="24"/>
+          <w:szCs w:val="24"/>
+          <w:rtl w:val="0"/>
+        </w:rPr>
+        <w:t xml:space="preserve">D’dan traded with you for riding gear.</w:t>
+      </w:r>
+    </w:p>
+    <w:p>
+      <w:pPr>
+        <w:numPr>
+          <w:ilvl w:val="0"/>
+          <w:numId w:val="1"/>
+        </w:numPr>
+        <w:ind w:left="720" w:hanging="360"/>
+        <w:rPr>
+          <w:sz w:val="24"/>
+          <w:szCs w:val="24"/>
+          <w:u w:val="none"/>
+        </w:rPr>
+      </w:pPr>
+      <w:r>
+        <w:rPr>
+          <w:sz w:val="24"/>
+          <w:szCs w:val="24"/>
+          <w:rtl w:val="0"/>
+        </w:rPr>
+        <w:t xml:space="preserve">Arabia and all the princes of K’dar were your customers; for your goods they traded lambs, rams and goats.</w:t>
+      </w:r>
+    </w:p>
+    <w:p>
+      <w:pPr>
+        <w:numPr>
+          <w:ilvl w:val="0"/>
+          <w:numId w:val="1"/>
+        </w:numPr>
+        <w:ind w:left="720" w:hanging="360"/>
+        <w:rPr>
+          <w:sz w:val="24"/>
+          <w:szCs w:val="24"/>
+          <w:u w:val="none"/>
+        </w:rPr>
+      </w:pPr>
+      <w:r>
+        <w:rPr>
+          <w:sz w:val="24"/>
+          <w:szCs w:val="24"/>
+          <w:rtl w:val="0"/>
+        </w:rPr>
+        <w:t xml:space="preserve">The traders of Sh’va and Ra‘mah exchanged the best quality spices, all kinds of precious stones and gold for your goods.</w:t>
+      </w:r>
+    </w:p>
+    <w:p>
+      <w:pPr>
+        <w:numPr>
+          <w:ilvl w:val="0"/>
+          <w:numId w:val="1"/>
+        </w:numPr>
+        <w:ind w:left="720" w:hanging="360"/>
+        <w:rPr>
+          <w:sz w:val="24"/>
+          <w:szCs w:val="24"/>
+          <w:u w:val="none"/>
+        </w:rPr>
+      </w:pPr>
+      <w:r>
+        <w:rPr>
+          <w:sz w:val="24"/>
+          <w:szCs w:val="24"/>
+          <w:rtl w:val="0"/>
+        </w:rPr>
+        <w:t xml:space="preserve">The merchants of Haran, Kaneh and ‘Eden, who traded also with Sh’va, Ashur and Kilmad,</w:t>
+      </w:r>
+    </w:p>
+    <w:p>
+      <w:pPr>
+        <w:numPr>
+          <w:ilvl w:val="0"/>
+          <w:numId w:val="1"/>
+        </w:numPr>
+        <w:ind w:left="720" w:hanging="360"/>
+        <w:rPr>
+          <w:sz w:val="24"/>
+          <w:szCs w:val="24"/>
+          <w:u w:val="none"/>
+        </w:rPr>
+      </w:pPr>
+      <w:r>
+        <w:rPr>
+          <w:sz w:val="24"/>
+          <w:szCs w:val="24"/>
+          <w:rtl w:val="0"/>
+        </w:rPr>
+        <w:t xml:space="preserve">brought you in exchange for your goods rich clothes, cloaks made of blue material and embroidery, and cedar-lined chests filled with multicolored clothing and bound with cords.</w:t>
+      </w:r>
+    </w:p>
+    <w:p>
+      <w:pPr>
+        <w:numPr>
+          <w:ilvl w:val="0"/>
+          <w:numId w:val="1"/>
+        </w:numPr>
+        <w:ind w:left="720" w:hanging="360"/>
+        <w:rPr>
+          <w:sz w:val="24"/>
+          <w:szCs w:val="24"/>
+          <w:u w:val="none"/>
+        </w:rPr>
+      </w:pPr>
+      <w:r>
+        <w:rPr>
+          <w:sz w:val="24"/>
+          <w:szCs w:val="24"/>
+          <w:rtl w:val="0"/>
+        </w:rPr>
+        <w:t xml:space="preserve">“Tarshish” ships transported your imports and exports. “‘So you were full, loaded down, surrounded by the sea.</w:t>
+      </w:r>
+    </w:p>
+    <w:p>
+      <w:pPr>
+        <w:numPr>
+          <w:ilvl w:val="0"/>
+          <w:numId w:val="1"/>
+        </w:numPr>
+        <w:ind w:left="720" w:hanging="360"/>
+        <w:rPr>
+          <w:sz w:val="24"/>
+          <w:szCs w:val="24"/>
+          <w:u w:val="none"/>
+        </w:rPr>
+      </w:pPr>
+      <w:r>
+        <w:rPr>
+          <w:sz w:val="24"/>
+          <w:szCs w:val="24"/>
+          <w:rtl w:val="0"/>
+        </w:rPr>
+        <w:t xml:space="preserve">Your oarsmen brought you through heavy seas. But the east wind will break you surrounded by the sea.</w:t>
+      </w:r>
+    </w:p>
+    <w:p>
+      <w:pPr>
+        <w:numPr>
+          <w:ilvl w:val="0"/>
+          <w:numId w:val="1"/>
+        </w:numPr>
+        <w:ind w:left="720" w:hanging="360"/>
+        <w:rPr>
+          <w:sz w:val="24"/>
+          <w:szCs w:val="24"/>
+          <w:u w:val="none"/>
+        </w:rPr>
+      </w:pPr>
+      <w:r>
+        <w:rPr>
+          <w:sz w:val="24"/>
+          <w:szCs w:val="24"/>
+          <w:rtl w:val="0"/>
+        </w:rPr>
+        <w:t xml:space="preserve">Your riches, your goods, your merchandise, your crew, your pilots, your ship-sealers, your traders, all your warriors aboard, and all the others in the ship with you will sink surrounded by the sea on the day of your shipwreck.</w:t>
+      </w:r>
+    </w:p>
+    <w:p>
+      <w:pPr>
+        <w:numPr>
+          <w:ilvl w:val="0"/>
+          <w:numId w:val="1"/>
+        </w:numPr>
+        <w:ind w:left="720" w:hanging="360"/>
+        <w:rPr>
+          <w:sz w:val="24"/>
+          <w:szCs w:val="24"/>
+          <w:u w:val="none"/>
+        </w:rPr>
+      </w:pPr>
+      <w:r>
+        <w:rPr>
+          <w:sz w:val="24"/>
+          <w:szCs w:val="24"/>
+          <w:rtl w:val="0"/>
+        </w:rPr>
+        <w:t xml:space="preserve">When they hear the cries of your pilots, the mainland coasts will tremble.</w:t>
+      </w:r>
+    </w:p>
+    <w:p>
+      <w:pPr>
+        <w:numPr>
+          <w:ilvl w:val="0"/>
+          <w:numId w:val="1"/>
+        </w:numPr>
+        <w:ind w:left="720" w:hanging="360"/>
+        <w:rPr>
+          <w:sz w:val="24"/>
+          <w:szCs w:val="24"/>
+          <w:u w:val="none"/>
+        </w:rPr>
+      </w:pPr>
+      <w:r>
+        <w:rPr>
+          <w:sz w:val="24"/>
+          <w:szCs w:val="24"/>
+          <w:rtl w:val="0"/>
+        </w:rPr>
+        <w:t xml:space="preserve">The oarsmen, crew and pilots will disembark and stand on shore,</w:t>
+      </w:r>
+    </w:p>
+    <w:p>
+      <w:pPr>
+        <w:numPr>
+          <w:ilvl w:val="0"/>
+          <w:numId w:val="1"/>
+        </w:numPr>
+        <w:ind w:left="720" w:hanging="360"/>
+        <w:rPr>
+          <w:sz w:val="24"/>
+          <w:szCs w:val="24"/>
+          <w:u w:val="none"/>
+        </w:rPr>
+      </w:pPr>
+      <w:r>
+        <w:rPr>
+          <w:sz w:val="24"/>
+          <w:szCs w:val="24"/>
+          <w:rtl w:val="0"/>
+        </w:rPr>
+        <w:t xml:space="preserve">mourning aloud at your fate, crying bitterly, throwing dust on their heads, rolling in the ashes,</w:t>
+      </w:r>
+    </w:p>
+    <w:p>
+      <w:pPr>
+        <w:numPr>
+          <w:ilvl w:val="0"/>
+          <w:numId w:val="1"/>
+        </w:numPr>
+        <w:ind w:left="720" w:hanging="360"/>
+        <w:rPr>
+          <w:sz w:val="24"/>
+          <w:szCs w:val="24"/>
+          <w:u w:val="none"/>
+        </w:rPr>
+      </w:pPr>
+      <w:r>
+        <w:rPr>
+          <w:sz w:val="24"/>
+          <w:szCs w:val="24"/>
+          <w:rtl w:val="0"/>
+        </w:rPr>
+        <w:t xml:space="preserve">shaving their heads bald for you, wrapping themselves in sackcloth, with heartfelt bitterness weeping for you in bitter lamentation.</w:t>
+      </w:r>
+    </w:p>
+    <w:p>
+      <w:pPr>
+        <w:numPr>
+          <w:ilvl w:val="0"/>
+          <w:numId w:val="1"/>
+        </w:numPr>
+        <w:ind w:left="720" w:hanging="360"/>
+        <w:rPr>
+          <w:sz w:val="24"/>
+          <w:szCs w:val="24"/>
+          <w:u w:val="none"/>
+        </w:rPr>
+      </w:pPr>
+      <w:r>
+        <w:rPr>
+          <w:sz w:val="24"/>
+          <w:szCs w:val="24"/>
+          <w:rtl w:val="0"/>
+        </w:rPr>
+        <w:t xml:space="preserve">Wailing, they will raise a lament for you; this will be their lament for you: “‘“Who anywhere in the sea has ever been silenced like Tzor?</w:t>
+      </w:r>
+    </w:p>
+    <w:p>
+      <w:pPr>
+        <w:numPr>
+          <w:ilvl w:val="0"/>
+          <w:numId w:val="1"/>
+        </w:numPr>
+        <w:ind w:left="720" w:hanging="360"/>
+        <w:rPr>
+          <w:sz w:val="24"/>
+          <w:szCs w:val="24"/>
+          <w:u w:val="none"/>
+        </w:rPr>
+      </w:pPr>
+      <w:r>
+        <w:rPr>
+          <w:sz w:val="24"/>
+          <w:szCs w:val="24"/>
+          <w:rtl w:val="0"/>
+        </w:rPr>
+        <w:t xml:space="preserve">When your wares came forth from the seas, you satisfied many peoples; with your vast wealth and variety of goods you enriched the kings of the earth.</w:t>
+      </w:r>
+    </w:p>
+    <w:p>
+      <w:pPr>
+        <w:ind w:left="720" w:firstLine="0"/>
+        <w:rPr>
+          <w:sz w:val="24"/>
+          <w:szCs w:val="24"/>
+        </w:rPr>
+      </w:pPr>
+      <w:r>
+        <w:rPr>
+          <w:rtl w:val="0"/>
+        </w:rPr>
+      </w:r>
+    </w:p>
+    <w:p>
+      <w:pPr>
+        <w:ind w:left="720" w:firstLine="0"/>
+        <w:rPr>
+          <w:sz w:val="24"/>
+          <w:szCs w:val="24"/>
+        </w:rPr>
+      </w:pPr>
+      <w:r>
+        <w:rPr>
+          <w:rtl w:val="0"/>
+        </w:rPr>
+      </w:r>
+    </w:p>
+    <w:p>
+      <w:pPr>
+        <w:ind w:left="720" w:firstLine="0"/>
+        <w:rPr>
+          <w:sz w:val="24"/>
+          <w:szCs w:val="24"/>
+        </w:rPr>
+      </w:pPr>
+      <w:r>
+        <w:rPr>
+          <w:rtl w:val="0"/>
+        </w:rPr>
+      </w:r>
+    </w:p>
+    <w:p>
+      <w:pPr>
+        <w:ind w:left="720" w:firstLine="0"/>
+        <w:rPr>
+          <w:sz w:val="24"/>
+          <w:szCs w:val="24"/>
+        </w:rPr>
+      </w:pPr>
+      <w:r>
+        <w:rPr>
+          <w:rtl w:val="0"/>
+        </w:rPr>
+      </w:r>
+    </w:p>
+    <w:p>
+      <w:pPr>
+        <w:ind w:left="720" w:firstLine="0"/>
+        <w:rPr>
+          <w:sz w:val="24"/>
+          <w:szCs w:val="24"/>
+        </w:rPr>
+      </w:pPr>
+      <w:r>
+        <w:rPr>
+          <w:rtl w:val="0"/>
+        </w:rPr>
+      </w:r>
+    </w:p>
+    <w:p>
+      <w:pPr>
+        <w:jc w:val="center"/>
         <w:rPr>
           <w:b w:val="1"/>
           <w:bCs w:val="1"/>
           <w:color w:val="999999"/>
           <w:sz w:val="24"/>
           <w:szCs w:val="24"/>
-          <w:rtl w:val="0"/>
-        </w:rPr>
-        <w:t xml:space="preserve">(Book Title)</w:t>
-      </w:r>
-      <w:r>
-        <w:rPr>
-          <w:rtl w:val="0"/>
-        </w:rPr>
+        </w:rPr>
+      </w:pPr>
+      <w:r>
+        <w:rPr>
+          <w:b w:val="1"/>
+          <w:bCs w:val="1"/>
+          <w:color w:val="999999"/>
+          <w:sz w:val="24"/>
+          <w:szCs w:val="24"/>
+          <w:rtl w:val="0"/>
+        </w:rPr>
+        <w:t xml:space="preserve">Yechezkel</w:t>
       </w:r>
     </w:p>
     <w:p>
       <w:pPr>
         <w:jc w:val="center"/>
+        <w:rPr>
+          <w:sz w:val="24"/>
+          <w:szCs w:val="24"/>
+        </w:rPr>
+      </w:pPr>
+      <w:r>
         <w:rPr>
           <w:b w:val="1"/>
           <w:bCs w:val="1"/>
           <w:sz w:val="40"/>
           <w:szCs w:val="40"/>
-        </w:rPr>
-      </w:pPr>
-      <w:r>
-        <w:rPr>
-          <w:b w:val="1"/>
-          <w:bCs w:val="1"/>
-          <w:sz w:val="40"/>
-          <w:szCs w:val="40"/>
-          <w:rtl w:val="0"/>
-        </w:rPr>
-        <w:t xml:space="preserve">1</w:t>
-      </w:r>
-    </w:p>
-    <w:p>
-      <w:pPr>
-        <w:rPr>
-          <w:b w:val="1"/>
-          <w:bCs w:val="1"/>
-          <w:sz w:val="24"/>
-          <w:szCs w:val="24"/>
-        </w:rPr>
-      </w:pPr>
-      <w:r>
-        <w:rPr>
-          <w:rtl w:val="0"/>
-        </w:rPr>
-      </w:r>
-    </w:p>
-    <w:p>
-      <w:pPr>
-        <w:rPr>
-          <w:b w:val="1"/>
-          <w:bCs w:val="1"/>
-          <w:sz w:val="24"/>
-          <w:szCs w:val="24"/>
-        </w:rPr>
-      </w:pPr>
-      <w:r>
-        <w:rPr>
-          <w:rtl w:val="0"/>
-        </w:rPr>
-      </w:r>
-    </w:p>
-    <w:p>
-      <w:pPr>
-        <w:numPr>
-          <w:ilvl w:val="0"/>
-          <w:numId w:val="1"/>
-        </w:numPr>
-        <w:ind w:left="720" w:hanging="360"/>
-        <w:rPr>
-          <w:sz w:val="24"/>
-          <w:szCs w:val="24"/>
-          <w:u w:val="none"/>
-        </w:rPr>
-      </w:pPr>
-      <w:r>
-        <w:rPr>
-          <w:sz w:val="24"/>
-          <w:szCs w:val="24"/>
-          <w:rtl w:val="0"/>
-        </w:rPr>
-        <w:t xml:space="preserve">Text</w:t>
+          <w:rtl w:val="0"/>
+        </w:rPr>
+        <w:t xml:space="preserve">27</w:t>
+      </w:r>
+      <w:r>
+        <w:rPr>
+          <w:rtl w:val="0"/>
+        </w:rPr>
+      </w:r>
+    </w:p>
+    <w:p>
+      <w:pPr>
+        <w:ind w:left="720" w:firstLine="0"/>
+        <w:rPr>
+          <w:sz w:val="24"/>
+          <w:szCs w:val="24"/>
+        </w:rPr>
+      </w:pPr>
+      <w:r>
+        <w:rPr>
+          <w:rtl w:val="0"/>
+        </w:rPr>
+      </w:r>
+    </w:p>
+    <w:p>
+      <w:pPr>
+        <w:ind w:left="720" w:firstLine="0"/>
+        <w:rPr>
+          <w:sz w:val="24"/>
+          <w:szCs w:val="24"/>
+        </w:rPr>
+      </w:pPr>
+      <w:r>
+        <w:rPr>
+          <w:rtl w:val="0"/>
+        </w:rPr>
+      </w:r>
+    </w:p>
+    <w:p>
+      <w:pPr>
+        <w:numPr>
+          <w:ilvl w:val="0"/>
+          <w:numId w:val="1"/>
+        </w:numPr>
+        <w:ind w:left="720" w:hanging="360"/>
+        <w:rPr>
+          <w:sz w:val="24"/>
+          <w:szCs w:val="24"/>
+          <w:u w:val="none"/>
+        </w:rPr>
+      </w:pPr>
+      <w:r>
+        <w:rPr>
+          <w:sz w:val="24"/>
+          <w:szCs w:val="24"/>
+          <w:rtl w:val="0"/>
+        </w:rPr>
+        <w:t xml:space="preserve">But now you have been wrecked by the waves, sunk in the watery depths; your merchandise and all your people have gone down with you.</w:t>
+      </w:r>
+    </w:p>
+    <w:p>
+      <w:pPr>
+        <w:numPr>
+          <w:ilvl w:val="0"/>
+          <w:numId w:val="1"/>
+        </w:numPr>
+        <w:ind w:left="720" w:hanging="360"/>
+        <w:rPr>
+          <w:sz w:val="24"/>
+          <w:szCs w:val="24"/>
+          <w:u w:val="none"/>
+        </w:rPr>
+      </w:pPr>
+      <w:r>
+        <w:rPr>
+          <w:sz w:val="24"/>
+          <w:szCs w:val="24"/>
+          <w:rtl w:val="0"/>
+        </w:rPr>
+        <w:t xml:space="preserve">All who live along the coasts are aghast at you; their kings are horribly afraid, their faces are convulsed;</w:t>
+      </w:r>
+    </w:p>
+    <w:p>
+      <w:pPr>
+        <w:numPr>
+          <w:ilvl w:val="0"/>
+          <w:numId w:val="1"/>
+        </w:numPr>
+        <w:ind w:left="720" w:hanging="360"/>
+        <w:rPr>
+          <w:sz w:val="24"/>
+          <w:szCs w:val="24"/>
+          <w:u w:val="none"/>
+        </w:rPr>
+      </w:pPr>
+      <w:r>
+        <w:rPr>
+          <w:sz w:val="24"/>
+          <w:szCs w:val="24"/>
+          <w:rtl w:val="0"/>
+        </w:rPr>
+        <w:t xml:space="preserve">the merchants among the peoples are gasping at your fate; you are an object of terror, and you will cease to exist.”’”</w:t>
       </w:r>
     </w:p>
     <w:sectPr>
